--- a/documents/func_requirements.docx
+++ b/documents/func_requirements.docx
@@ -13,6 +13,7 @@
       <w:sdtContent>
         <w:p>
           <w:pPr>
+            <w:spacing w:line="360" w:lineRule="auto"/>
             <w:rPr>
               <w:rStyle w:val="IntenseReference"/>
               <w:color w:val="auto"/>
@@ -28,6 +29,7 @@
         </w:p>
         <w:p>
           <w:pPr>
+            <w:spacing w:line="360" w:lineRule="auto"/>
             <w:rPr>
               <w:rStyle w:val="IntenseReference"/>
               <w:color w:val="auto"/>
@@ -46,6 +48,7 @@
             <w:pBdr>
               <w:bottom w:val="double" w:sz="6" w:space="1" w:color="auto"/>
             </w:pBdr>
+            <w:spacing w:line="360" w:lineRule="auto"/>
             <w:rPr>
               <w:rStyle w:val="IntenseReference"/>
               <w:color w:val="auto"/>
@@ -64,6 +67,7 @@
             <w:pBdr>
               <w:bottom w:val="double" w:sz="6" w:space="1" w:color="auto"/>
             </w:pBdr>
+            <w:spacing w:line="360" w:lineRule="auto"/>
             <w:rPr>
               <w:rStyle w:val="IntenseReference"/>
             </w:rPr>
@@ -71,6 +75,7 @@
         </w:p>
         <w:p>
           <w:pPr>
+            <w:spacing w:line="360" w:lineRule="auto"/>
             <w:rPr>
               <w:rStyle w:val="IntenseReference"/>
             </w:rPr>
@@ -78,6 +83,7 @@
         </w:p>
         <w:p>
           <w:pPr>
+            <w:spacing w:line="360" w:lineRule="auto"/>
             <w:rPr>
               <w:rStyle w:val="IntenseReference"/>
               <w:sz w:val="28"/>
@@ -117,6 +123,7 @@
         </w:p>
         <w:p>
           <w:pPr>
+            <w:spacing w:line="360" w:lineRule="auto"/>
             <w:rPr>
               <w:rStyle w:val="IntenseReference"/>
               <w:sz w:val="32"/>
@@ -136,6 +143,7 @@
         </w:p>
         <w:p>
           <w:pPr>
+            <w:spacing w:line="360" w:lineRule="auto"/>
             <w:rPr>
               <w:rStyle w:val="IntenseReference"/>
               <w:sz w:val="28"/>
@@ -155,6 +163,7 @@
         </w:p>
         <w:p>
           <w:pPr>
+            <w:spacing w:line="360" w:lineRule="auto"/>
             <w:rPr>
               <w:rStyle w:val="IntenseReference"/>
               <w:sz w:val="28"/>
@@ -165,7 +174,7 @@
         </w:p>
         <w:p>
           <w:pPr>
-            <w:spacing w:after="0"/>
+            <w:spacing w:after="0" w:line="360" w:lineRule="auto"/>
             <w:rPr>
               <w:rStyle w:val="IntenseReference"/>
               <w:sz w:val="40"/>
@@ -185,7 +194,7 @@
         </w:p>
         <w:p>
           <w:pPr>
-            <w:spacing w:after="0"/>
+            <w:spacing w:after="0" w:line="360" w:lineRule="auto"/>
             <w:rPr>
               <w:smallCaps/>
               <w:color w:val="5A5A5A" w:themeColor="text1" w:themeTint="A5"/>
@@ -205,12 +214,17 @@
         <w:pBdr>
           <w:bottom w:val="double" w:sz="6" w:space="1" w:color="auto"/>
         </w:pBdr>
-      </w:pPr>
-    </w:p>
-    <w:p/>
-    <w:p>
-      <w:pPr>
-        <w:spacing w:after="0"/>
+        <w:spacing w:line="360" w:lineRule="auto"/>
+      </w:pPr>
+    </w:p>
+    <w:p>
+      <w:pPr>
+        <w:spacing w:line="360" w:lineRule="auto"/>
+      </w:pPr>
+    </w:p>
+    <w:p>
+      <w:pPr>
+        <w:spacing w:after="0" w:line="360" w:lineRule="auto"/>
         <w:rPr>
           <w:b/>
           <w:bCs/>
@@ -225,18 +239,21 @@
       </w:r>
     </w:p>
     <w:p>
+      <w:pPr>
+        <w:spacing w:line="360" w:lineRule="auto"/>
+      </w:pPr>
       <w:r>
         <w:t>Mr. Anwar Chutoo</w:t>
       </w:r>
     </w:p>
     <w:p>
       <w:pPr>
-        <w:spacing w:after="0"/>
-      </w:pPr>
-    </w:p>
-    <w:p>
-      <w:pPr>
-        <w:spacing w:after="0"/>
+        <w:spacing w:after="0" w:line="360" w:lineRule="auto"/>
+      </w:pPr>
+    </w:p>
+    <w:p>
+      <w:pPr>
+        <w:spacing w:after="0" w:line="360" w:lineRule="auto"/>
         <w:rPr>
           <w:b/>
           <w:bCs/>
@@ -252,7 +269,7 @@
     </w:p>
     <w:p>
       <w:pPr>
-        <w:spacing w:after="0"/>
+        <w:spacing w:after="0" w:line="360" w:lineRule="auto"/>
       </w:pPr>
       <w:r>
         <w:t>Napaul Shrutee</w:t>
@@ -273,7 +290,7 @@
     </w:p>
     <w:p>
       <w:pPr>
-        <w:spacing w:after="0"/>
+        <w:spacing w:after="0" w:line="360" w:lineRule="auto"/>
       </w:pPr>
       <w:proofErr w:type="spellStart"/>
       <w:r>
@@ -304,7 +321,7 @@
     </w:p>
     <w:p>
       <w:pPr>
-        <w:spacing w:after="0"/>
+        <w:spacing w:after="0" w:line="360" w:lineRule="auto"/>
       </w:pPr>
       <w:proofErr w:type="spellStart"/>
       <w:r>
@@ -330,7 +347,7 @@
     </w:p>
     <w:p>
       <w:pPr>
-        <w:spacing w:after="0"/>
+        <w:spacing w:after="0" w:line="360" w:lineRule="auto"/>
       </w:pPr>
       <w:r>
         <w:t>Member 4</w:t>
@@ -353,6 +370,9 @@
       </w:r>
     </w:p>
     <w:p>
+      <w:pPr>
+        <w:spacing w:line="360" w:lineRule="auto"/>
+      </w:pPr>
       <w:r>
         <w:t xml:space="preserve">Syed Altaaf </w:t>
       </w:r>
@@ -369,8 +389,15 @@
         <w:t>2516412</w:t>
       </w:r>
     </w:p>
-    <w:p/>
-    <w:p>
+    <w:p>
+      <w:pPr>
+        <w:spacing w:line="360" w:lineRule="auto"/>
+      </w:pPr>
+    </w:p>
+    <w:p>
+      <w:pPr>
+        <w:spacing w:line="360" w:lineRule="auto"/>
+      </w:pPr>
       <w:r>
         <w:rPr>
           <w:b/>
@@ -383,6 +410,9 @@
       </w:r>
     </w:p>
     <w:p>
+      <w:pPr>
+        <w:spacing w:line="360" w:lineRule="auto"/>
+      </w:pPr>
       <w:r>
         <w:rPr>
           <w:b/>
@@ -395,6 +425,9 @@
       </w:r>
     </w:p>
     <w:p>
+      <w:pPr>
+        <w:spacing w:line="360" w:lineRule="auto"/>
+      </w:pPr>
       <w:r>
         <w:rPr>
           <w:b/>
@@ -406,15 +439,17 @@
         <w:t xml:space="preserve"> 26/08/2026</w:t>
       </w:r>
     </w:p>
-    <w:p>
-      <w:r>
-        <w:br w:type="page"/>
-      </w:r>
-    </w:p>
     <w:sdt>
       <w:sdtPr>
         <w:rPr>
+          <w:rFonts w:asciiTheme="minorHAnsi" w:eastAsiaTheme="minorHAnsi" w:hAnsiTheme="minorHAnsi" w:cstheme="minorBidi"/>
+          <w:b w:val="0"/>
           <w:color w:val="2F5496" w:themeColor="accent1" w:themeShade="BF"/>
+          <w:kern w:val="2"/>
+          <w:sz w:val="24"/>
+          <w:szCs w:val="24"/>
+          <w:lang w:val="en-MU"/>
+          <w14:ligatures w14:val="standardContextual"/>
         </w:rPr>
         <w:id w:val="445666055"/>
         <w:docPartObj>
@@ -424,15 +459,9 @@
       </w:sdtPr>
       <w:sdtEndPr>
         <w:rPr>
-          <w:rFonts w:asciiTheme="minorHAnsi" w:eastAsiaTheme="minorHAnsi" w:hAnsiTheme="minorHAnsi" w:cstheme="minorBidi"/>
           <w:bCs/>
           <w:noProof/>
           <w:color w:val="auto"/>
-          <w:kern w:val="2"/>
-          <w:sz w:val="24"/>
-          <w:szCs w:val="24"/>
-          <w:lang w:val="en-MU"/>
-          <w14:ligatures w14:val="standardContextual"/>
         </w:rPr>
       </w:sdtEndPr>
       <w:sdtContent>
@@ -443,6 +472,7 @@
               <w:ilvl w:val="0"/>
               <w:numId w:val="0"/>
             </w:numPr>
+            <w:spacing w:line="360" w:lineRule="auto"/>
             <w:rPr>
               <w:color w:val="2F5496" w:themeColor="accent1" w:themeShade="BF"/>
             </w:rPr>
@@ -461,6 +491,7 @@
               <w:tab w:val="left" w:pos="480"/>
               <w:tab w:val="right" w:leader="dot" w:pos="9016"/>
             </w:tabs>
+            <w:spacing w:line="360" w:lineRule="auto"/>
             <w:rPr>
               <w:rFonts w:eastAsiaTheme="minorEastAsia"/>
               <w:noProof/>
@@ -556,6 +587,7 @@
               <w:tab w:val="left" w:pos="960"/>
               <w:tab w:val="right" w:leader="dot" w:pos="9016"/>
             </w:tabs>
+            <w:spacing w:line="360" w:lineRule="auto"/>
             <w:rPr>
               <w:rFonts w:eastAsiaTheme="minorEastAsia"/>
               <w:noProof/>
@@ -642,6 +674,7 @@
               <w:tab w:val="left" w:pos="960"/>
               <w:tab w:val="right" w:leader="dot" w:pos="9016"/>
             </w:tabs>
+            <w:spacing w:line="360" w:lineRule="auto"/>
             <w:rPr>
               <w:rFonts w:eastAsiaTheme="minorEastAsia"/>
               <w:noProof/>
@@ -728,6 +761,7 @@
               <w:tab w:val="left" w:pos="960"/>
               <w:tab w:val="right" w:leader="dot" w:pos="9016"/>
             </w:tabs>
+            <w:spacing w:line="360" w:lineRule="auto"/>
             <w:rPr>
               <w:rFonts w:eastAsiaTheme="minorEastAsia"/>
               <w:noProof/>
@@ -814,6 +848,7 @@
               <w:tab w:val="left" w:pos="960"/>
               <w:tab w:val="right" w:leader="dot" w:pos="9016"/>
             </w:tabs>
+            <w:spacing w:line="360" w:lineRule="auto"/>
             <w:rPr>
               <w:rFonts w:eastAsiaTheme="minorEastAsia"/>
               <w:noProof/>
@@ -900,6 +935,7 @@
               <w:tab w:val="left" w:pos="960"/>
               <w:tab w:val="right" w:leader="dot" w:pos="9016"/>
             </w:tabs>
+            <w:spacing w:line="360" w:lineRule="auto"/>
             <w:rPr>
               <w:rFonts w:eastAsiaTheme="minorEastAsia"/>
               <w:noProof/>
@@ -985,6 +1021,7 @@
             <w:tabs>
               <w:tab w:val="right" w:leader="dot" w:pos="9016"/>
             </w:tabs>
+            <w:spacing w:line="360" w:lineRule="auto"/>
             <w:rPr>
               <w:noProof/>
             </w:rPr>
@@ -1053,6 +1090,7 @@
             <w:tabs>
               <w:tab w:val="right" w:leader="dot" w:pos="9016"/>
             </w:tabs>
+            <w:spacing w:line="360" w:lineRule="auto"/>
             <w:rPr>
               <w:noProof/>
             </w:rPr>
@@ -1121,6 +1159,7 @@
             <w:tabs>
               <w:tab w:val="right" w:leader="dot" w:pos="9016"/>
             </w:tabs>
+            <w:spacing w:line="360" w:lineRule="auto"/>
             <w:rPr>
               <w:noProof/>
             </w:rPr>
@@ -1184,6 +1223,9 @@
           </w:hyperlink>
         </w:p>
         <w:p>
+          <w:pPr>
+            <w:spacing w:line="360" w:lineRule="auto"/>
+          </w:pPr>
           <w:r>
             <w:rPr>
               <w:b/>
@@ -1195,13 +1237,20 @@
         </w:p>
       </w:sdtContent>
     </w:sdt>
-    <w:p/>
-    <w:p>
-      <w:pPr>
-        <w:spacing w:after="0"/>
-      </w:pPr>
-    </w:p>
-    <w:p>
+    <w:p>
+      <w:pPr>
+        <w:spacing w:line="360" w:lineRule="auto"/>
+      </w:pPr>
+    </w:p>
+    <w:p>
+      <w:pPr>
+        <w:spacing w:after="0" w:line="360" w:lineRule="auto"/>
+      </w:pPr>
+    </w:p>
+    <w:p>
+      <w:pPr>
+        <w:spacing w:line="360" w:lineRule="auto"/>
+      </w:pPr>
       <w:r>
         <w:br w:type="page"/>
       </w:r>
@@ -1209,6 +1258,7 @@
     <w:p>
       <w:pPr>
         <w:pStyle w:val="Heading1"/>
+        <w:spacing w:line="360" w:lineRule="auto"/>
       </w:pPr>
       <w:r>
         <w:lastRenderedPageBreak/>
@@ -1223,10 +1273,15 @@
       </w:r>
       <w:bookmarkEnd w:id="0"/>
     </w:p>
-    <w:p/>
+    <w:p>
+      <w:pPr>
+        <w:spacing w:line="360" w:lineRule="auto"/>
+      </w:pPr>
+    </w:p>
     <w:p>
       <w:pPr>
         <w:pStyle w:val="Heading2"/>
+        <w:spacing w:line="360" w:lineRule="auto"/>
       </w:pPr>
       <w:bookmarkStart w:id="1" w:name="_Toc238514540"/>
       <w:r>
@@ -1236,6 +1291,7 @@
     </w:p>
     <w:p>
       <w:pPr>
+        <w:spacing w:line="360" w:lineRule="auto"/>
         <w:rPr>
           <w:rFonts w:cstheme="minorHAnsi"/>
         </w:rPr>
@@ -1249,6 +1305,7 @@
     </w:p>
     <w:p>
       <w:pPr>
+        <w:spacing w:line="360" w:lineRule="auto"/>
         <w:rPr>
           <w:rFonts w:cstheme="minorHAnsi"/>
         </w:rPr>
@@ -1262,6 +1319,7 @@
     </w:p>
     <w:p>
       <w:pPr>
+        <w:spacing w:line="360" w:lineRule="auto"/>
         <w:rPr>
           <w:rFonts w:cstheme="minorHAnsi"/>
         </w:rPr>
@@ -1275,6 +1333,7 @@
     </w:p>
     <w:p>
       <w:pPr>
+        <w:spacing w:line="360" w:lineRule="auto"/>
         <w:rPr>
           <w:rFonts w:cstheme="minorHAnsi"/>
         </w:rPr>
@@ -1288,6 +1347,7 @@
     </w:p>
     <w:p>
       <w:pPr>
+        <w:spacing w:line="360" w:lineRule="auto"/>
         <w:rPr>
           <w:rFonts w:cstheme="minorHAnsi"/>
         </w:rPr>
@@ -1296,6 +1356,7 @@
     <w:p>
       <w:pPr>
         <w:pStyle w:val="Heading2"/>
+        <w:spacing w:line="360" w:lineRule="auto"/>
         <w:rPr>
           <w:rFonts w:eastAsiaTheme="minorHAnsi"/>
         </w:rPr>
@@ -1311,6 +1372,7 @@
     </w:p>
     <w:p>
       <w:pPr>
+        <w:spacing w:line="360" w:lineRule="auto"/>
         <w:rPr>
           <w:rFonts w:cstheme="minorHAnsi"/>
         </w:rPr>
@@ -1324,6 +1386,7 @@
     </w:p>
     <w:p>
       <w:pPr>
+        <w:spacing w:line="360" w:lineRule="auto"/>
         <w:rPr>
           <w:rFonts w:cstheme="minorHAnsi"/>
         </w:rPr>
@@ -1337,6 +1400,7 @@
     </w:p>
     <w:p>
       <w:pPr>
+        <w:spacing w:line="360" w:lineRule="auto"/>
         <w:rPr>
           <w:rFonts w:cstheme="minorHAnsi"/>
         </w:rPr>
@@ -1345,11 +1409,13 @@
         <w:rPr>
           <w:rFonts w:cstheme="minorHAnsi"/>
         </w:rPr>
+        <w:lastRenderedPageBreak/>
         <w:t>In addition, a customer is not well-informed about the cosmetic products available at the salon unless she or he comes to the establishment. Moreover, managing product databases, inventories, and customer accounts may prove to be challenging manually.</w:t>
       </w:r>
     </w:p>
     <w:p>
       <w:pPr>
+        <w:spacing w:line="360" w:lineRule="auto"/>
         <w:rPr>
           <w:rFonts w:cstheme="minorHAnsi"/>
         </w:rPr>
@@ -1363,20 +1429,16 @@
     </w:p>
     <w:p>
       <w:pPr>
+        <w:spacing w:line="360" w:lineRule="auto"/>
         <w:rPr>
           <w:rFonts w:cstheme="minorHAnsi"/>
         </w:rPr>
       </w:pPr>
-      <w:r>
-        <w:rPr>
-          <w:rFonts w:cstheme="minorHAnsi"/>
-        </w:rPr>
-        <w:br w:type="page"/>
-      </w:r>
     </w:p>
     <w:p>
       <w:pPr>
         <w:pStyle w:val="Heading2"/>
+        <w:spacing w:line="360" w:lineRule="auto"/>
         <w:rPr>
           <w:rFonts w:eastAsiaTheme="minorHAnsi"/>
         </w:rPr>
@@ -1386,13 +1448,13 @@
         <w:rPr>
           <w:rFonts w:eastAsiaTheme="minorHAnsi"/>
         </w:rPr>
-        <w:lastRenderedPageBreak/>
         <w:t>Aim of the Project</w:t>
       </w:r>
       <w:bookmarkEnd w:id="3"/>
     </w:p>
     <w:p>
       <w:pPr>
+        <w:spacing w:line="360" w:lineRule="auto"/>
         <w:rPr>
           <w:rFonts w:eastAsia="Times New Roman"/>
         </w:rPr>
@@ -1406,6 +1468,7 @@
     </w:p>
     <w:p>
       <w:pPr>
+        <w:spacing w:line="360" w:lineRule="auto"/>
         <w:rPr>
           <w:rFonts w:eastAsia="Times New Roman"/>
         </w:rPr>
@@ -1414,6 +1477,7 @@
     <w:p>
       <w:pPr>
         <w:pStyle w:val="Heading2"/>
+        <w:spacing w:line="360" w:lineRule="auto"/>
         <w:rPr>
           <w:rFonts w:eastAsiaTheme="minorHAnsi"/>
         </w:rPr>
@@ -1428,6 +1492,9 @@
       <w:bookmarkEnd w:id="4"/>
     </w:p>
     <w:p>
+      <w:pPr>
+        <w:spacing w:line="360" w:lineRule="auto"/>
+      </w:pPr>
       <w:r>
         <w:t>The primary goals of the Online Beauty Salon Booking System are:</w:t>
       </w:r>
@@ -1439,6 +1506,7 @@
           <w:ilvl w:val="0"/>
           <w:numId w:val="3"/>
         </w:numPr>
+        <w:spacing w:line="360" w:lineRule="auto"/>
       </w:pPr>
       <w:r>
         <w:t>to allow new customers to create an account.</w:t>
@@ -1451,6 +1519,7 @@
           <w:ilvl w:val="0"/>
           <w:numId w:val="3"/>
         </w:numPr>
+        <w:spacing w:line="360" w:lineRule="auto"/>
       </w:pPr>
       <w:r>
         <w:t>to provide a secure log in and log off for existing customers.</w:t>
@@ -1463,6 +1532,7 @@
           <w:ilvl w:val="0"/>
           <w:numId w:val="3"/>
         </w:numPr>
+        <w:spacing w:line="360" w:lineRule="auto"/>
       </w:pPr>
       <w:r>
         <w:t>to help customers search for beauty services that are available in the salon.</w:t>
@@ -1475,6 +1545,7 @@
           <w:ilvl w:val="0"/>
           <w:numId w:val="3"/>
         </w:numPr>
+        <w:spacing w:line="360" w:lineRule="auto"/>
       </w:pPr>
       <w:r>
         <w:t>to provide customers with a detailed description of each beauty service</w:t>
@@ -1487,6 +1558,7 @@
           <w:ilvl w:val="1"/>
           <w:numId w:val="3"/>
         </w:numPr>
+        <w:spacing w:line="360" w:lineRule="auto"/>
       </w:pPr>
       <w:r>
         <w:t>including cost and duration of service.</w:t>
@@ -1499,6 +1571,7 @@
           <w:ilvl w:val="0"/>
           <w:numId w:val="3"/>
         </w:numPr>
+        <w:spacing w:line="360" w:lineRule="auto"/>
       </w:pPr>
       <w:r>
         <w:t>to help customers view available appointment schedules and dates.</w:t>
@@ -1511,6 +1584,7 @@
           <w:ilvl w:val="0"/>
           <w:numId w:val="3"/>
         </w:numPr>
+        <w:spacing w:line="360" w:lineRule="auto"/>
       </w:pPr>
       <w:r>
         <w:t>to enable customers to make appointments for any beauty service they desire from the comfort of their own homes.</w:t>
@@ -1523,6 +1597,7 @@
           <w:ilvl w:val="0"/>
           <w:numId w:val="3"/>
         </w:numPr>
+        <w:spacing w:line="360" w:lineRule="auto"/>
       </w:pPr>
       <w:r>
         <w:t>to ensure that appointments set by customers are unavailable for other customers and vice-versa.</w:t>
@@ -1535,6 +1610,7 @@
           <w:ilvl w:val="0"/>
           <w:numId w:val="3"/>
         </w:numPr>
+        <w:spacing w:line="360" w:lineRule="auto"/>
       </w:pPr>
       <w:r>
         <w:t>to help customers search for available beauty products from the salon’s database.</w:t>
@@ -1547,6 +1623,7 @@
           <w:ilvl w:val="0"/>
           <w:numId w:val="3"/>
         </w:numPr>
+        <w:spacing w:line="360" w:lineRule="auto"/>
       </w:pPr>
       <w:r>
         <w:t>to provide more information on each product</w:t>
@@ -1559,6 +1636,7 @@
           <w:ilvl w:val="1"/>
           <w:numId w:val="3"/>
         </w:numPr>
+        <w:spacing w:line="360" w:lineRule="auto"/>
       </w:pPr>
       <w:r>
         <w:t>such as descriptions, costs, and availability.</w:t>
@@ -1571,8 +1649,10 @@
           <w:ilvl w:val="0"/>
           <w:numId w:val="3"/>
         </w:numPr>
-      </w:pPr>
-      <w:r>
+        <w:spacing w:line="360" w:lineRule="auto"/>
+      </w:pPr>
+      <w:r>
+        <w:lastRenderedPageBreak/>
         <w:t>to offer a shopping cart where customers can manage their selected products.</w:t>
       </w:r>
     </w:p>
@@ -1583,6 +1663,7 @@
           <w:ilvl w:val="0"/>
           <w:numId w:val="3"/>
         </w:numPr>
+        <w:spacing w:line="360" w:lineRule="auto"/>
       </w:pPr>
       <w:r>
         <w:t>to allow customers to place their order for the selected beauty products.</w:t>
@@ -1595,6 +1676,7 @@
           <w:ilvl w:val="0"/>
           <w:numId w:val="3"/>
         </w:numPr>
+        <w:spacing w:line="360" w:lineRule="auto"/>
       </w:pPr>
       <w:r>
         <w:t>to offer a variety of payment options for customers to choose when paying for their products.</w:t>
@@ -1607,6 +1689,7 @@
           <w:ilvl w:val="0"/>
           <w:numId w:val="3"/>
         </w:numPr>
+        <w:spacing w:line="360" w:lineRule="auto"/>
       </w:pPr>
       <w:r>
         <w:t>to allow customers to track their payments.</w:t>
@@ -1619,12 +1702,17 @@
           <w:ilvl w:val="0"/>
           <w:numId w:val="3"/>
         </w:numPr>
+        <w:spacing w:line="360" w:lineRule="auto"/>
       </w:pPr>
       <w:r>
         <w:t>to help customers track their purchased and pending products from the salon.</w:t>
       </w:r>
     </w:p>
-    <w:p/>
+    <w:p>
+      <w:pPr>
+        <w:spacing w:line="360" w:lineRule="auto"/>
+      </w:pPr>
+    </w:p>
     <w:p>
       <w:pPr>
         <w:pStyle w:val="ListParagraph"/>
@@ -1632,6 +1720,7 @@
           <w:ilvl w:val="0"/>
           <w:numId w:val="3"/>
         </w:numPr>
+        <w:spacing w:line="360" w:lineRule="auto"/>
       </w:pPr>
       <w:r>
         <w:t>to provide an administrator’s platform for managing beauty services and their availability.</w:t>
@@ -1644,6 +1733,7 @@
           <w:ilvl w:val="0"/>
           <w:numId w:val="3"/>
         </w:numPr>
+        <w:spacing w:line="360" w:lineRule="auto"/>
       </w:pPr>
       <w:r>
         <w:t>to allow the administrator to manage the different beauty products and their stock levels.</w:t>
@@ -1656,6 +1746,7 @@
           <w:ilvl w:val="0"/>
           <w:numId w:val="3"/>
         </w:numPr>
+        <w:spacing w:line="360" w:lineRule="auto"/>
       </w:pPr>
       <w:r>
         <w:t>to give the administrator access to customer’s appointments and the orders they make from the salon.</w:t>
@@ -1668,6 +1759,7 @@
           <w:ilvl w:val="0"/>
           <w:numId w:val="3"/>
         </w:numPr>
+        <w:spacing w:line="360" w:lineRule="auto"/>
       </w:pPr>
       <w:r>
         <w:t>to allow the administrator to view the payment option chosen and their payment status for products purchased.</w:t>
@@ -1680,14 +1772,21 @@
           <w:ilvl w:val="0"/>
           <w:numId w:val="3"/>
         </w:numPr>
+        <w:spacing w:line="360" w:lineRule="auto"/>
       </w:pPr>
       <w:r>
         <w:t>to put in place various measures to protect customers’ data and other activities performed using the system.</w:t>
       </w:r>
     </w:p>
     <w:p>
+      <w:r>
+        <w:br w:type="page"/>
+      </w:r>
+    </w:p>
+    <w:p>
       <w:pPr>
         <w:pStyle w:val="Heading2"/>
+        <w:spacing w:line="360" w:lineRule="auto"/>
       </w:pPr>
       <w:bookmarkStart w:id="5" w:name="_Toc238514544"/>
       <w:r>
@@ -1697,6 +1796,9 @@
       <w:bookmarkEnd w:id="5"/>
     </w:p>
     <w:p>
+      <w:pPr>
+        <w:spacing w:line="360" w:lineRule="auto"/>
+      </w:pPr>
       <w:r>
         <w:t xml:space="preserve">The Online Beauty Salon Booking System will support three categories of users: </w:t>
       </w:r>
@@ -1731,10 +1833,15 @@
         <w:t>.</w:t>
       </w:r>
     </w:p>
-    <w:p/>
+    <w:p>
+      <w:pPr>
+        <w:spacing w:line="360" w:lineRule="auto"/>
+      </w:pPr>
+    </w:p>
     <w:p>
       <w:pPr>
         <w:pStyle w:val="Heading3"/>
+        <w:spacing w:line="360" w:lineRule="auto"/>
       </w:pPr>
       <w:bookmarkStart w:id="6" w:name="_Toc238514545"/>
       <w:r>
@@ -1743,6 +1850,9 @@
       <w:bookmarkEnd w:id="6"/>
     </w:p>
     <w:p>
+      <w:pPr>
+        <w:spacing w:line="360" w:lineRule="auto"/>
+      </w:pPr>
       <w:r>
         <w:t>Visitors will be able to:</w:t>
       </w:r>
@@ -1754,6 +1864,7 @@
           <w:ilvl w:val="0"/>
           <w:numId w:val="5"/>
         </w:numPr>
+        <w:spacing w:line="360" w:lineRule="auto"/>
       </w:pPr>
       <w:r>
         <w:t>create an account.</w:t>
@@ -1766,6 +1877,7 @@
           <w:ilvl w:val="0"/>
           <w:numId w:val="5"/>
         </w:numPr>
+        <w:spacing w:line="360" w:lineRule="auto"/>
       </w:pPr>
       <w:r>
         <w:t>view the salon’s beauty services.</w:t>
@@ -1778,6 +1890,7 @@
           <w:ilvl w:val="0"/>
           <w:numId w:val="5"/>
         </w:numPr>
+        <w:spacing w:line="360" w:lineRule="auto"/>
       </w:pPr>
       <w:r>
         <w:t>see the description, price, and duration of each service.</w:t>
@@ -1790,6 +1903,7 @@
           <w:ilvl w:val="0"/>
           <w:numId w:val="5"/>
         </w:numPr>
+        <w:spacing w:line="360" w:lineRule="auto"/>
       </w:pPr>
       <w:r>
         <w:t>view available dates and times for appointments.</w:t>
@@ -1802,6 +1916,7 @@
           <w:ilvl w:val="0"/>
           <w:numId w:val="5"/>
         </w:numPr>
+        <w:spacing w:line="360" w:lineRule="auto"/>
       </w:pPr>
       <w:r>
         <w:t>browse the salon’s beauty products.</w:t>
@@ -1814,15 +1929,21 @@
           <w:ilvl w:val="0"/>
           <w:numId w:val="5"/>
         </w:numPr>
+        <w:spacing w:line="360" w:lineRule="auto"/>
       </w:pPr>
       <w:r>
         <w:t>see the description, price and quantity of products.</w:t>
       </w:r>
     </w:p>
-    <w:p/>
+    <w:p>
+      <w:pPr>
+        <w:spacing w:line="360" w:lineRule="auto"/>
+      </w:pPr>
+    </w:p>
     <w:p>
       <w:pPr>
         <w:pStyle w:val="Heading3"/>
+        <w:spacing w:line="360" w:lineRule="auto"/>
       </w:pPr>
       <w:bookmarkStart w:id="7" w:name="_Toc238514546"/>
       <w:r>
@@ -1831,6 +1952,9 @@
       <w:bookmarkEnd w:id="7"/>
     </w:p>
     <w:p>
+      <w:pPr>
+        <w:spacing w:line="360" w:lineRule="auto"/>
+      </w:pPr>
       <w:r>
         <w:t>Customers will be able to:</w:t>
       </w:r>
@@ -1842,6 +1966,7 @@
           <w:ilvl w:val="0"/>
           <w:numId w:val="4"/>
         </w:numPr>
+        <w:spacing w:line="360" w:lineRule="auto"/>
       </w:pPr>
       <w:r>
         <w:t>log in their account.</w:t>
@@ -1854,6 +1979,7 @@
           <w:ilvl w:val="0"/>
           <w:numId w:val="4"/>
         </w:numPr>
+        <w:spacing w:line="360" w:lineRule="auto"/>
       </w:pPr>
       <w:r>
         <w:t>view the salon’s beauty services.</w:t>
@@ -1866,6 +1992,7 @@
           <w:ilvl w:val="0"/>
           <w:numId w:val="4"/>
         </w:numPr>
+        <w:spacing w:line="360" w:lineRule="auto"/>
       </w:pPr>
       <w:r>
         <w:t>see the description, price, and duration of each service.</w:t>
@@ -1878,6 +2005,7 @@
           <w:ilvl w:val="0"/>
           <w:numId w:val="4"/>
         </w:numPr>
+        <w:spacing w:line="360" w:lineRule="auto"/>
       </w:pPr>
       <w:r>
         <w:t>view available dates and times for appointments.</w:t>
@@ -1890,6 +2018,7 @@
           <w:ilvl w:val="0"/>
           <w:numId w:val="4"/>
         </w:numPr>
+        <w:spacing w:line="360" w:lineRule="auto"/>
       </w:pPr>
       <w:r>
         <w:t>make appointments at the salon.</w:t>
@@ -1902,6 +2031,7 @@
           <w:ilvl w:val="0"/>
           <w:numId w:val="4"/>
         </w:numPr>
+        <w:spacing w:line="360" w:lineRule="auto"/>
       </w:pPr>
       <w:r>
         <w:t>view details of their appointments.</w:t>
@@ -1914,6 +2044,7 @@
           <w:ilvl w:val="0"/>
           <w:numId w:val="4"/>
         </w:numPr>
+        <w:spacing w:line="360" w:lineRule="auto"/>
       </w:pPr>
       <w:r>
         <w:t>cancel appointments.</w:t>
@@ -1926,6 +2057,7 @@
           <w:ilvl w:val="0"/>
           <w:numId w:val="4"/>
         </w:numPr>
+        <w:spacing w:line="360" w:lineRule="auto"/>
       </w:pPr>
       <w:r>
         <w:t>browse the salon’s beauty products.</w:t>
@@ -1938,6 +2070,7 @@
           <w:ilvl w:val="0"/>
           <w:numId w:val="4"/>
         </w:numPr>
+        <w:spacing w:line="360" w:lineRule="auto"/>
       </w:pPr>
       <w:r>
         <w:t>see the description, price and quantity of products.</w:t>
@@ -1950,6 +2083,7 @@
           <w:ilvl w:val="0"/>
           <w:numId w:val="4"/>
         </w:numPr>
+        <w:spacing w:line="360" w:lineRule="auto"/>
       </w:pPr>
       <w:r>
         <w:t>add products to their cart.</w:t>
@@ -1962,6 +2096,7 @@
           <w:ilvl w:val="0"/>
           <w:numId w:val="4"/>
         </w:numPr>
+        <w:spacing w:line="360" w:lineRule="auto"/>
       </w:pPr>
       <w:r>
         <w:t>edit or delete their cart items.</w:t>
@@ -1974,6 +2109,7 @@
           <w:ilvl w:val="0"/>
           <w:numId w:val="4"/>
         </w:numPr>
+        <w:spacing w:line="360" w:lineRule="auto"/>
       </w:pPr>
       <w:r>
         <w:t>confirm an order for selected items.</w:t>
@@ -1986,6 +2122,7 @@
           <w:ilvl w:val="0"/>
           <w:numId w:val="4"/>
         </w:numPr>
+        <w:spacing w:line="360" w:lineRule="auto"/>
       </w:pPr>
       <w:r>
         <w:t>choose a payment method for their order.</w:t>
@@ -1998,6 +2135,7 @@
           <w:ilvl w:val="0"/>
           <w:numId w:val="4"/>
         </w:numPr>
+        <w:spacing w:line="360" w:lineRule="auto"/>
       </w:pPr>
       <w:r>
         <w:t>view order details after completing the payment.</w:t>
@@ -2010,6 +2148,7 @@
           <w:ilvl w:val="0"/>
           <w:numId w:val="4"/>
         </w:numPr>
+        <w:spacing w:line="360" w:lineRule="auto"/>
       </w:pPr>
       <w:r>
         <w:t>view the details of their orders.</w:t>
@@ -2022,8 +2161,10 @@
           <w:ilvl w:val="0"/>
           <w:numId w:val="4"/>
         </w:numPr>
-      </w:pPr>
-      <w:r>
+        <w:spacing w:line="360" w:lineRule="auto"/>
+      </w:pPr>
+      <w:r>
+        <w:lastRenderedPageBreak/>
         <w:t>edit their personal information.</w:t>
       </w:r>
     </w:p>
@@ -2034,14 +2175,15 @@
           <w:ilvl w:val="0"/>
           <w:numId w:val="4"/>
         </w:numPr>
+        <w:spacing w:line="360" w:lineRule="auto"/>
       </w:pPr>
       <w:r>
         <w:t>log out of the system.</w:t>
       </w:r>
     </w:p>
-    <w:p/>
-    <w:p>
-      <w:pPr>
+    <w:p>
+      <w:pPr>
+        <w:spacing w:line="360" w:lineRule="auto"/>
         <w:rPr>
           <w:rFonts w:eastAsiaTheme="majorEastAsia" w:cstheme="majorBidi"/>
           <w:b/>
@@ -2049,22 +2191,22 @@
           <w:szCs w:val="28"/>
         </w:rPr>
       </w:pPr>
-      <w:r>
-        <w:br w:type="page"/>
-      </w:r>
     </w:p>
     <w:p>
       <w:pPr>
         <w:pStyle w:val="Heading3"/>
+        <w:spacing w:line="360" w:lineRule="auto"/>
       </w:pPr>
       <w:bookmarkStart w:id="8" w:name="_Toc238514547"/>
       <w:r>
-        <w:lastRenderedPageBreak/>
         <w:t>Administrator Scope</w:t>
       </w:r>
       <w:bookmarkEnd w:id="8"/>
     </w:p>
     <w:p>
+      <w:pPr>
+        <w:spacing w:line="360" w:lineRule="auto"/>
+      </w:pPr>
       <w:r>
         <w:t>The administrator will be able to:</w:t>
       </w:r>
@@ -2076,6 +2218,7 @@
           <w:ilvl w:val="0"/>
           <w:numId w:val="6"/>
         </w:numPr>
+        <w:spacing w:line="360" w:lineRule="auto"/>
       </w:pPr>
       <w:r>
         <w:t>secure</w:t>
@@ -2094,6 +2237,7 @@
           <w:ilvl w:val="0"/>
           <w:numId w:val="6"/>
         </w:numPr>
+        <w:spacing w:line="360" w:lineRule="auto"/>
       </w:pPr>
       <w:r>
         <w:t>add, update or delete beauty services.</w:t>
@@ -2106,6 +2250,7 @@
           <w:ilvl w:val="0"/>
           <w:numId w:val="6"/>
         </w:numPr>
+        <w:spacing w:line="360" w:lineRule="auto"/>
       </w:pPr>
       <w:r>
         <w:t>view the available appointment dates and times.</w:t>
@@ -2118,6 +2263,7 @@
           <w:ilvl w:val="0"/>
           <w:numId w:val="6"/>
         </w:numPr>
+        <w:spacing w:line="360" w:lineRule="auto"/>
       </w:pPr>
       <w:r>
         <w:t>view customer appointment details.</w:t>
@@ -2130,6 +2276,7 @@
           <w:ilvl w:val="0"/>
           <w:numId w:val="6"/>
         </w:numPr>
+        <w:spacing w:line="360" w:lineRule="auto"/>
       </w:pPr>
       <w:r>
         <w:t>update the status of appointments.</w:t>
@@ -2142,6 +2289,7 @@
           <w:ilvl w:val="0"/>
           <w:numId w:val="6"/>
         </w:numPr>
+        <w:spacing w:line="360" w:lineRule="auto"/>
       </w:pPr>
       <w:r>
         <w:t>add, update or delete beauty products.</w:t>
@@ -2154,6 +2302,7 @@
           <w:ilvl w:val="0"/>
           <w:numId w:val="6"/>
         </w:numPr>
+        <w:spacing w:line="360" w:lineRule="auto"/>
       </w:pPr>
       <w:r>
         <w:t>manage the stock level of each product.</w:t>
@@ -2166,6 +2315,7 @@
           <w:ilvl w:val="0"/>
           <w:numId w:val="6"/>
         </w:numPr>
+        <w:spacing w:line="360" w:lineRule="auto"/>
       </w:pPr>
       <w:r>
         <w:t>view the list of customer product orders.</w:t>
@@ -2178,6 +2328,7 @@
           <w:ilvl w:val="0"/>
           <w:numId w:val="6"/>
         </w:numPr>
+        <w:spacing w:line="360" w:lineRule="auto"/>
       </w:pPr>
       <w:r>
         <w:t>update the status of each customer order.</w:t>
@@ -2190,6 +2341,7 @@
           <w:ilvl w:val="0"/>
           <w:numId w:val="6"/>
         </w:numPr>
+        <w:spacing w:line="360" w:lineRule="auto"/>
       </w:pPr>
       <w:r>
         <w:t>view payment method and payment status of each customer order.</w:t>
@@ -2202,6 +2354,7 @@
           <w:ilvl w:val="0"/>
           <w:numId w:val="6"/>
         </w:numPr>
+        <w:spacing w:line="360" w:lineRule="auto"/>
       </w:pPr>
       <w:r>
         <w:t>view the list of all customers.</w:t>
@@ -2214,14 +2367,20 @@
           <w:ilvl w:val="0"/>
           <w:numId w:val="6"/>
         </w:numPr>
+        <w:spacing w:line="360" w:lineRule="auto"/>
       </w:pPr>
       <w:r>
         <w:t>logout from the application.</w:t>
       </w:r>
     </w:p>
-    <w:p/>
-    <w:p>
-      <w:pPr>
+    <w:p>
+      <w:pPr>
+        <w:spacing w:line="360" w:lineRule="auto"/>
+      </w:pPr>
+    </w:p>
+    <w:p>
+      <w:pPr>
+        <w:spacing w:line="360" w:lineRule="auto"/>
         <w:rPr>
           <w:rFonts w:eastAsia="Times New Roman"/>
         </w:rPr>
@@ -2233,10 +2392,26 @@
         <w:t>The first release of the system will cover the main features related to the core processes of the business, including booking, salon services, buying beauty products, order management, and payment method selection. More advanced options like advanced client relationship management or financial statements can be implemented in later stages if needed.</w:t>
       </w:r>
     </w:p>
-    <w:p/>
-    <w:p/>
-    <w:p/>
-    <w:p/>
+    <w:p>
+      <w:pPr>
+        <w:spacing w:line="360" w:lineRule="auto"/>
+      </w:pPr>
+    </w:p>
+    <w:p>
+      <w:pPr>
+        <w:spacing w:line="360" w:lineRule="auto"/>
+      </w:pPr>
+    </w:p>
+    <w:p>
+      <w:pPr>
+        <w:spacing w:line="360" w:lineRule="auto"/>
+      </w:pPr>
+    </w:p>
+    <w:p>
+      <w:pPr>
+        <w:spacing w:line="360" w:lineRule="auto"/>
+      </w:pPr>
+    </w:p>
     <w:sectPr>
       <w:pgSz w:w="11906" w:h="16838"/>
       <w:pgMar w:top="1440" w:right="1440" w:bottom="1440" w:left="1440" w:header="720" w:footer="720" w:gutter="0"/>
